--- a/public/descargas/solicitud-acceso-datos.docx
+++ b/public/descargas/solicitud-acceso-datos.docx
@@ -4,201 +4,646 @@
   <w:body>
     <w:p>
       <w:pPr>
-        <w:pStyle w:val="Title"/>
+        <w:spacing w:before="0" w:after="20"/>
       </w:pPr>
       <w:r>
-        <w:t>Solicitud de acceso a datos veterinarios</w:t>
+        <w:rPr>
+          <w:rFonts w:ascii="Calibri" w:hAnsi="Calibri"/>
+          <w:b/>
+          <w:color w:val="4F6F52"/>
+          <w:spacing w:val="24"/>
+          <w:sz w:val="15"/>
+        </w:rPr>
+        <w:t>CARTA MODELO · DATOS E INFORMACIÓN PÚBLICA</w:t>
       </w:r>
     </w:p>
     <w:p>
       <w:pPr>
-        <w:spacing w:after="280"/>
+        <w:pStyle w:val="Title"/>
+        <w:pBdr>
+          <w:bottom w:val="single" w:sz="8" w:space="2" w:color="4F6F52"/>
+        </w:pBdr>
+        <w:spacing w:before="0" w:after="60"/>
+      </w:pPr>
+      <w:r>
+        <w:t>Solicitud de acceso a datos agrícolas</w:t>
+      </w:r>
+    </w:p>
+    <w:p>
+      <w:pPr>
+        <w:spacing w:after="160"/>
       </w:pPr>
       <w:r>
         <w:rPr>
+          <w:rFonts w:ascii="Calibri" w:hAnsi="Calibri"/>
           <w:i/>
-          <w:color w:val="64746E"/>
-          <w:sz w:val="22"/>
+          <w:color w:val="5F6B60"/>
+          <w:sz w:val="18"/>
         </w:rPr>
-        <w:t>Carta modelo para pedir acceso a un dataset, repositorio o sistema de vigilancia. Completa los campos entre corchetes.</w:t>
+        <w:t>Carta modelo para pedir datos a SIAP, INIFAP, SENASICA u otra institución. Sustituye los campos entre corchetes y conserva una copia de la respuesta.</w:t>
       </w:r>
     </w:p>
     <w:p>
+      <w:pPr>
+        <w:spacing w:after="40"/>
+      </w:pPr>
       <w:r>
-        <w:t>[Ciudad], [fecha]</w:t>
+        <w:t>[Ciudad], [estado], a [día] de [mes] de [año]</w:t>
       </w:r>
     </w:p>
     <w:p>
+      <w:pPr>
+        <w:spacing w:after="40"/>
+      </w:pPr>
       <w:r>
-        <w:t>A: [nombre del equipo o institución responsable]</w:t>
+        <w:t>A: [nombre de la dirección, unidad o institución responsable]</w:t>
       </w:r>
     </w:p>
     <w:p>
+      <w:pPr>
+        <w:spacing w:after="160"/>
+      </w:pPr>
       <w:r>
-        <w:t>Asunto: Solicitud de acceso a [nombre del recurso]</w:t>
+        <w:rPr>
+          <w:b/>
+        </w:rPr>
+        <w:t>Asunto: Solicitud de acceso a [nombre del conjunto de datos o sistema]</w:t>
       </w:r>
     </w:p>
     <w:p>
       <w:pPr>
         <w:pStyle w:val="Heading1"/>
+        <w:spacing w:before="160"/>
       </w:pPr>
       <w:r>
-        <w:t>Presentación</w:t>
+        <w:t>1. Presentación</w:t>
       </w:r>
     </w:p>
     <w:p>
       <w:r>
-        <w:t>Mi nombre es [nombre completo]. Soy médico veterinario con cédula profesional [número] y me desempeño en [institución o práctica]. Mi correo es [correo] y mi teléfono es [teléfono].</w:t>
+        <w:rPr>
+          <w:sz w:val="18"/>
+        </w:rPr>
+        <w:t>Mi nombre es [nombre completo]. Soy ingeniero agrónomo con cédula profesional [número] y colaboro en [institución, despacho o predio]. Mi correo es [correo] y mi teléfono es [teléfono]. Presento esta solicitud en mi carácter de [profesional independiente / investigador / docente / prestador de servicios].</w:t>
       </w:r>
     </w:p>
     <w:p>
       <w:pPr>
         <w:pStyle w:val="Heading1"/>
+        <w:spacing w:before="160"/>
       </w:pPr>
       <w:r>
-        <w:t>Objetivo</w:t>
+        <w:t>2. Objetivo de la solicitud</w:t>
       </w:r>
     </w:p>
     <w:p>
       <w:r>
-        <w:t>Solicito acceso a [nombre del recurso] para [describir el objetivo: tesis, artículo, docencia, análisis de casos, vigilancia]. La pregunta principal es [pregunta concreta].</w:t>
-      </w:r>
-    </w:p>
-    <w:p>
-      <w:pPr>
-        <w:pStyle w:val="Heading1"/>
-      </w:pPr>
-      <w:r>
-        <w:t>Uso previsto</w:t>
-      </w:r>
-    </w:p>
-    <w:p>
-      <w:r>
-        <w:t>Planeo utilizar los datos para [análisis descriptivo, comparación, validación, docencia]. No los usaré para identificar personas, animales o establecimientos, ni para decisiones individuales de diagnóstico.</w:t>
-      </w:r>
-    </w:p>
-    <w:p>
-      <w:pPr>
-        <w:pStyle w:val="Heading1"/>
-      </w:pPr>
-      <w:r>
-        <w:t>Compromisos</w:t>
-      </w:r>
-    </w:p>
-    <w:p>
-      <w:pPr>
-        <w:pStyle w:val="ListBullet"/>
-        <w:spacing w:after="60"/>
-      </w:pPr>
-      <w:r>
-        <w:t>Cumpliré las condiciones de acceso y la licencia del recurso.</w:t>
-      </w:r>
-    </w:p>
-    <w:p>
-      <w:pPr>
-        <w:pStyle w:val="ListBullet"/>
-        <w:spacing w:after="60"/>
-      </w:pPr>
-      <w:r>
-        <w:t>No compartiré los datos con terceros sin autorización.</w:t>
-      </w:r>
-    </w:p>
-    <w:p>
-      <w:pPr>
-        <w:pStyle w:val="ListBullet"/>
-        <w:spacing w:after="60"/>
-      </w:pPr>
-      <w:r>
-        <w:t>Conservaré los archivos en un entorno seguro y los eliminaré cuando termine el proyecto.</w:t>
-      </w:r>
-    </w:p>
-    <w:p>
-      <w:pPr>
-        <w:pStyle w:val="ListBullet"/>
-        <w:spacing w:after="60"/>
-      </w:pPr>
-      <w:r>
-        <w:t>Citaré la fuente y el DOI o referencia indicada por ustedes.</w:t>
-      </w:r>
-    </w:p>
-    <w:p>
-      <w:pPr>
-        <w:pStyle w:val="ListBullet"/>
-        <w:spacing w:after="60"/>
-      </w:pPr>
-      <w:r>
-        <w:t>Enviaré una copia del producto final o un resumen de resultados si lo solicitan.</w:t>
-      </w:r>
-    </w:p>
-    <w:p>
-      <w:pPr>
-        <w:pStyle w:val="Heading1"/>
-      </w:pPr>
-      <w:r>
-        <w:t>Datos que necesito</w:t>
+        <w:rPr>
+          <w:sz w:val="18"/>
+        </w:rPr>
+        <w:t>Solicito acceso a [nombre del recurso] para [describir el objetivo: tesis, artículo, docencia, análisis de casos, planeación de campaña o vigilancia fitosanitaria]. La pregunta principal es: [pregunta concreta y verificable].</w:t>
       </w:r>
     </w:p>
     <w:tbl>
       <w:tblPr>
-        <w:tblStyle w:val="TableGrid"/>
         <w:tblW w:type="auto" w:w="0"/>
         <w:jc w:val="center"/>
+        <w:tblBorders>
+          <w:top w:val="single" w:sz="4" w:space="0" w:color="C8D2C0"/>
+          <w:left w:val="single" w:sz="4" w:space="0" w:color="C8D2C0"/>
+          <w:bottom w:val="single" w:sz="4" w:space="0" w:color="C8D2C0"/>
+          <w:right w:val="single" w:sz="4" w:space="0" w:color="C8D2C0"/>
+          <w:insideH w:val="single" w:sz="4" w:space="0" w:color="C8D2C0"/>
+          <w:insideV w:val="single" w:sz="4" w:space="0" w:color="C8D2C0"/>
+        </w:tblBorders>
+        <w:tblLayout w:type="fixed"/>
+        <w:tblCellMar>
+          <w:top w:w="30" w:type="dxa"/>
+          <w:bottom w:w="30" w:type="dxa"/>
+          <w:left w:w="80" w:type="dxa"/>
+          <w:right w:w="80" w:type="dxa"/>
+        </w:tblCellMar>
         <w:tblLook w:firstColumn="1" w:firstRow="1" w:lastColumn="0" w:lastRow="0" w:noHBand="0" w:noVBand="1" w:val="04A0"/>
       </w:tblPr>
       <w:tblGrid>
-        <w:gridCol w:w="4873"/>
-        <w:gridCol w:w="4873"/>
+        <w:gridCol w:w="2098"/>
+        <w:gridCol w:w="2608"/>
+        <w:gridCol w:w="2154"/>
+        <w:gridCol w:w="2551"/>
       </w:tblGrid>
       <w:tr>
+        <w:trPr>
+          <w:cantSplit/>
+          <w:trHeight w:val="351" w:hRule="atLeast"/>
+        </w:trPr>
         <w:tc>
           <w:tcPr>
-            <w:tcW w:type="dxa" w:w="4873"/>
-            <w:shd w:val="clear" w:color="auto" w:fill="F7F3EA"/>
+            <w:tcW w:type="dxa" w:w="2098"/>
+            <w:vAlign w:val="center"/>
+            <w:shd w:val="clear" w:color="auto" w:fill="E8EDE4"/>
           </w:tcPr>
           <w:p>
             <w:pPr>
-              <w:spacing w:after="40" w:before="40"/>
+              <w:spacing w:before="20" w:after="20" w:line="240" w:lineRule="auto"/>
             </w:pPr>
             <w:r/>
             <w:r>
               <w:rPr>
+                <w:rFonts w:ascii="Calibri" w:hAnsi="Calibri"/>
                 <w:b/>
+                <w:i w:val="0"/>
+                <w:color w:val="1F3D2B"/>
+                <w:sz w:val="17"/>
               </w:rPr>
-              <w:t>Variables o archivos</w:t>
+              <w:t>Pregunta principal</w:t>
             </w:r>
           </w:p>
         </w:tc>
         <w:tc>
           <w:tcPr>
-            <w:tcW w:type="dxa" w:w="4873"/>
+            <w:tcW w:type="dxa" w:w="2608"/>
+            <w:vAlign w:val="center"/>
           </w:tcPr>
           <w:p>
             <w:pPr>
-              <w:spacing w:after="40" w:before="40"/>
+              <w:spacing w:before="20" w:after="20" w:line="240" w:lineRule="auto"/>
             </w:pPr>
             <w:r/>
             <w:r>
               <w:rPr>
+                <w:rFonts w:ascii="Calibri" w:hAnsi="Calibri"/>
                 <w:b w:val="0"/>
+                <w:i w:val="0"/>
+                <w:sz w:val="18"/>
+              </w:rPr>
+            </w:r>
+          </w:p>
+        </w:tc>
+        <w:tc>
+          <w:tcPr>
+            <w:tcW w:type="dxa" w:w="2154"/>
+            <w:vAlign w:val="center"/>
+            <w:shd w:val="clear" w:color="auto" w:fill="E8EDE4"/>
+          </w:tcPr>
+          <w:p>
+            <w:pPr>
+              <w:spacing w:before="20" w:after="20" w:line="240" w:lineRule="auto"/>
+            </w:pPr>
+            <w:r/>
+            <w:r>
+              <w:rPr>
+                <w:rFonts w:ascii="Calibri" w:hAnsi="Calibri"/>
+                <w:b/>
+                <w:i w:val="0"/>
+                <w:color w:val="1F3D2B"/>
+                <w:sz w:val="17"/>
+              </w:rPr>
+              <w:t>Cultivo o sistema productivo</w:t>
+            </w:r>
+          </w:p>
+        </w:tc>
+        <w:tc>
+          <w:tcPr>
+            <w:tcW w:type="dxa" w:w="2551"/>
+            <w:vAlign w:val="center"/>
+          </w:tcPr>
+          <w:p>
+            <w:pPr>
+              <w:spacing w:before="20" w:after="20" w:line="240" w:lineRule="auto"/>
+            </w:pPr>
+            <w:r/>
+            <w:r>
+              <w:rPr>
+                <w:rFonts w:ascii="Calibri" w:hAnsi="Calibri"/>
+                <w:b w:val="0"/>
+                <w:i w:val="0"/>
+                <w:sz w:val="18"/>
               </w:rPr>
             </w:r>
           </w:p>
         </w:tc>
       </w:tr>
       <w:tr>
+        <w:trPr>
+          <w:cantSplit/>
+          <w:trHeight w:val="351" w:hRule="atLeast"/>
+        </w:trPr>
         <w:tc>
           <w:tcPr>
-            <w:tcW w:type="dxa" w:w="4873"/>
-            <w:shd w:val="clear" w:color="auto" w:fill="F7F3EA"/>
+            <w:tcW w:type="dxa" w:w="2098"/>
+            <w:vAlign w:val="center"/>
+            <w:shd w:val="clear" w:color="auto" w:fill="E8EDE4"/>
           </w:tcPr>
           <w:p>
             <w:pPr>
-              <w:spacing w:after="40" w:before="40"/>
+              <w:spacing w:before="20" w:after="20" w:line="240" w:lineRule="auto"/>
             </w:pPr>
             <w:r/>
             <w:r>
               <w:rPr>
+                <w:rFonts w:ascii="Calibri" w:hAnsi="Calibri"/>
                 <w:b/>
+                <w:i w:val="0"/>
+                <w:color w:val="1F3D2B"/>
+                <w:sz w:val="17"/>
+              </w:rPr>
+              <w:t>Cobertura geográfica</w:t>
+            </w:r>
+          </w:p>
+        </w:tc>
+        <w:tc>
+          <w:tcPr>
+            <w:tcW w:type="dxa" w:w="2608"/>
+            <w:vAlign w:val="center"/>
+          </w:tcPr>
+          <w:p>
+            <w:pPr>
+              <w:spacing w:before="20" w:after="20" w:line="240" w:lineRule="auto"/>
+            </w:pPr>
+            <w:r/>
+            <w:r>
+              <w:rPr>
+                <w:rFonts w:ascii="Calibri" w:hAnsi="Calibri"/>
+                <w:b w:val="0"/>
+                <w:i w:val="0"/>
+                <w:sz w:val="18"/>
+              </w:rPr>
+              <w:t>Municipio / estado / nacional</w:t>
+            </w:r>
+          </w:p>
+        </w:tc>
+        <w:tc>
+          <w:tcPr>
+            <w:tcW w:type="dxa" w:w="2154"/>
+            <w:vAlign w:val="center"/>
+            <w:shd w:val="clear" w:color="auto" w:fill="E8EDE4"/>
+          </w:tcPr>
+          <w:p>
+            <w:pPr>
+              <w:spacing w:before="20" w:after="20" w:line="240" w:lineRule="auto"/>
+            </w:pPr>
+            <w:r/>
+            <w:r>
+              <w:rPr>
+                <w:rFonts w:ascii="Calibri" w:hAnsi="Calibri"/>
+                <w:b/>
+                <w:i w:val="0"/>
+                <w:color w:val="1F3D2B"/>
+                <w:sz w:val="17"/>
+              </w:rPr>
+              <w:t>Periodo de interés</w:t>
+            </w:r>
+          </w:p>
+        </w:tc>
+        <w:tc>
+          <w:tcPr>
+            <w:tcW w:type="dxa" w:w="2551"/>
+            <w:vAlign w:val="center"/>
+          </w:tcPr>
+          <w:p>
+            <w:pPr>
+              <w:spacing w:before="20" w:after="20" w:line="240" w:lineRule="auto"/>
+            </w:pPr>
+            <w:r/>
+            <w:r>
+              <w:rPr>
+                <w:rFonts w:ascii="Calibri" w:hAnsi="Calibri"/>
+                <w:b w:val="0"/>
+                <w:i w:val="0"/>
+                <w:sz w:val="18"/>
+              </w:rPr>
+            </w:r>
+          </w:p>
+        </w:tc>
+      </w:tr>
+    </w:tbl>
+    <w:p>
+      <w:pPr>
+        <w:pStyle w:val="Heading1"/>
+        <w:spacing w:before="160"/>
+      </w:pPr>
+      <w:r>
+        <w:t>3. Uso previsto</w:t>
+      </w:r>
+    </w:p>
+    <w:p>
+      <w:r>
+        <w:rPr>
+          <w:sz w:val="18"/>
+        </w:rPr>
+        <w:t>Planeo utilizar los datos para [análisis descriptivo, comparación de rendimientos, validación de recomendaciones, docencia]. No los usaré para identificar productores o predios, ni para decisiones comerciales sobre personas o empresas específicas.</w:t>
+      </w:r>
+    </w:p>
+    <w:tbl>
+      <w:tblPr>
+        <w:tblW w:type="auto" w:w="0"/>
+        <w:jc w:val="center"/>
+        <w:tblBorders>
+          <w:top w:val="single" w:sz="4" w:space="0" w:color="C8D2C0"/>
+          <w:left w:val="single" w:sz="4" w:space="0" w:color="C8D2C0"/>
+          <w:bottom w:val="single" w:sz="4" w:space="0" w:color="C8D2C0"/>
+          <w:right w:val="single" w:sz="4" w:space="0" w:color="C8D2C0"/>
+          <w:insideH w:val="single" w:sz="4" w:space="0" w:color="C8D2C0"/>
+          <w:insideV w:val="single" w:sz="4" w:space="0" w:color="C8D2C0"/>
+        </w:tblBorders>
+        <w:tblLayout w:type="fixed"/>
+        <w:tblCellMar>
+          <w:top w:w="30" w:type="dxa"/>
+          <w:bottom w:w="30" w:type="dxa"/>
+          <w:left w:w="80" w:type="dxa"/>
+          <w:right w:w="80" w:type="dxa"/>
+        </w:tblCellMar>
+        <w:tblLook w:firstColumn="1" w:firstRow="1" w:lastColumn="0" w:lastRow="0" w:noHBand="0" w:noVBand="1" w:val="04A0"/>
+      </w:tblPr>
+      <w:tblGrid>
+        <w:gridCol w:w="482"/>
+        <w:gridCol w:w="8929"/>
+      </w:tblGrid>
+      <w:tr>
+        <w:trPr>
+          <w:cantSplit/>
+          <w:trHeight w:val="283" w:hRule="atLeast"/>
+        </w:trPr>
+        <w:tc>
+          <w:tcPr>
+            <w:tcW w:type="dxa" w:w="482"/>
+            <w:vAlign w:val="center"/>
+          </w:tcPr>
+          <w:p>
+            <w:pPr>
+              <w:spacing w:before="20" w:after="20" w:line="240" w:lineRule="auto"/>
+              <w:jc w:val="center"/>
+            </w:pPr>
+            <w:r/>
+            <w:r>
+              <w:rPr>
+                <w:rFonts w:ascii="Calibri" w:hAnsi="Calibri"/>
+                <w:b/>
+                <w:i w:val="0"/>
+                <w:color w:val="1F3D2B"/>
+                <w:sz w:val="22"/>
+              </w:rPr>
+              <w:t>☐</w:t>
+            </w:r>
+          </w:p>
+        </w:tc>
+        <w:tc>
+          <w:tcPr>
+            <w:tcW w:type="dxa" w:w="8929"/>
+            <w:vAlign w:val="center"/>
+          </w:tcPr>
+          <w:p>
+            <w:pPr>
+              <w:spacing w:before="20" w:after="20" w:line="240" w:lineRule="auto"/>
+            </w:pPr>
+            <w:r/>
+            <w:r>
+              <w:rPr>
+                <w:rFonts w:ascii="Calibri" w:hAnsi="Calibri"/>
+                <w:b w:val="0"/>
+                <w:i w:val="0"/>
+                <w:sz w:val="17"/>
+              </w:rPr>
+              <w:t>Análisis descriptivo o comparativo de rendimiento (t/ha) y superficie.</w:t>
+            </w:r>
+          </w:p>
+        </w:tc>
+      </w:tr>
+      <w:tr>
+        <w:trPr>
+          <w:cantSplit/>
+          <w:trHeight w:val="283" w:hRule="atLeast"/>
+        </w:trPr>
+        <w:tc>
+          <w:tcPr>
+            <w:tcW w:type="dxa" w:w="482"/>
+            <w:vAlign w:val="center"/>
+          </w:tcPr>
+          <w:p>
+            <w:pPr>
+              <w:spacing w:before="20" w:after="20" w:line="240" w:lineRule="auto"/>
+              <w:jc w:val="center"/>
+            </w:pPr>
+            <w:r/>
+            <w:r>
+              <w:rPr>
+                <w:rFonts w:ascii="Calibri" w:hAnsi="Calibri"/>
+                <w:b/>
+                <w:i w:val="0"/>
+                <w:color w:val="1F3D2B"/>
+                <w:sz w:val="22"/>
+              </w:rPr>
+              <w:t>☐</w:t>
+            </w:r>
+          </w:p>
+        </w:tc>
+        <w:tc>
+          <w:tcPr>
+            <w:tcW w:type="dxa" w:w="8929"/>
+            <w:vAlign w:val="center"/>
+          </w:tcPr>
+          <w:p>
+            <w:pPr>
+              <w:spacing w:before="20" w:after="20" w:line="240" w:lineRule="auto"/>
+            </w:pPr>
+            <w:r/>
+            <w:r>
+              <w:rPr>
+                <w:rFonts w:ascii="Calibri" w:hAnsi="Calibri"/>
+                <w:b w:val="0"/>
+                <w:i w:val="0"/>
+                <w:sz w:val="17"/>
+              </w:rPr>
+              <w:t>Tesis, artículo o material de docencia con fines no comerciales.</w:t>
+            </w:r>
+          </w:p>
+        </w:tc>
+      </w:tr>
+      <w:tr>
+        <w:trPr>
+          <w:cantSplit/>
+          <w:trHeight w:val="283" w:hRule="atLeast"/>
+        </w:trPr>
+        <w:tc>
+          <w:tcPr>
+            <w:tcW w:type="dxa" w:w="482"/>
+            <w:vAlign w:val="center"/>
+          </w:tcPr>
+          <w:p>
+            <w:pPr>
+              <w:spacing w:before="20" w:after="20" w:line="240" w:lineRule="auto"/>
+              <w:jc w:val="center"/>
+            </w:pPr>
+            <w:r/>
+            <w:r>
+              <w:rPr>
+                <w:rFonts w:ascii="Calibri" w:hAnsi="Calibri"/>
+                <w:b/>
+                <w:i w:val="0"/>
+                <w:color w:val="1F3D2B"/>
+                <w:sz w:val="22"/>
+              </w:rPr>
+              <w:t>☐</w:t>
+            </w:r>
+          </w:p>
+        </w:tc>
+        <w:tc>
+          <w:tcPr>
+            <w:tcW w:type="dxa" w:w="8929"/>
+            <w:vAlign w:val="center"/>
+          </w:tcPr>
+          <w:p>
+            <w:pPr>
+              <w:spacing w:before="20" w:after="20" w:line="240" w:lineRule="auto"/>
+            </w:pPr>
+            <w:r/>
+            <w:r>
+              <w:rPr>
+                <w:rFonts w:ascii="Calibri" w:hAnsi="Calibri"/>
+                <w:b w:val="0"/>
+                <w:i w:val="0"/>
+                <w:sz w:val="17"/>
+              </w:rPr>
+              <w:t>Planeación de campaña o priorización de visitas técnicas.</w:t>
+            </w:r>
+          </w:p>
+        </w:tc>
+      </w:tr>
+      <w:tr>
+        <w:trPr>
+          <w:cantSplit/>
+          <w:trHeight w:val="283" w:hRule="atLeast"/>
+        </w:trPr>
+        <w:tc>
+          <w:tcPr>
+            <w:tcW w:type="dxa" w:w="482"/>
+            <w:vAlign w:val="center"/>
+          </w:tcPr>
+          <w:p>
+            <w:pPr>
+              <w:spacing w:before="20" w:after="20" w:line="240" w:lineRule="auto"/>
+              <w:jc w:val="center"/>
+            </w:pPr>
+            <w:r/>
+            <w:r>
+              <w:rPr>
+                <w:rFonts w:ascii="Calibri" w:hAnsi="Calibri"/>
+                <w:b/>
+                <w:i w:val="0"/>
+                <w:color w:val="1F3D2B"/>
+                <w:sz w:val="22"/>
+              </w:rPr>
+              <w:t>☐</w:t>
+            </w:r>
+          </w:p>
+        </w:tc>
+        <w:tc>
+          <w:tcPr>
+            <w:tcW w:type="dxa" w:w="8929"/>
+            <w:vAlign w:val="center"/>
+          </w:tcPr>
+          <w:p>
+            <w:pPr>
+              <w:spacing w:before="20" w:after="20" w:line="240" w:lineRule="auto"/>
+            </w:pPr>
+            <w:r/>
+            <w:r>
+              <w:rPr>
+                <w:rFonts w:ascii="Calibri" w:hAnsi="Calibri"/>
+                <w:b w:val="0"/>
+                <w:i w:val="0"/>
+                <w:sz w:val="17"/>
+              </w:rPr>
+              <w:t>Vigilancia fitosanitaria o evaluación de riesgo territorial.</w:t>
+            </w:r>
+          </w:p>
+        </w:tc>
+      </w:tr>
+    </w:tbl>
+    <w:p>
+      <w:pPr>
+        <w:pStyle w:val="Heading1"/>
+        <w:spacing w:before="160"/>
+      </w:pPr>
+      <w:r>
+        <w:t>4. Datos solicitados</w:t>
+      </w:r>
+    </w:p>
+    <w:tbl>
+      <w:tblPr>
+        <w:tblW w:type="auto" w:w="0"/>
+        <w:jc w:val="center"/>
+        <w:tblBorders>
+          <w:top w:val="single" w:sz="4" w:space="0" w:color="C8D2C0"/>
+          <w:left w:val="single" w:sz="4" w:space="0" w:color="C8D2C0"/>
+          <w:bottom w:val="single" w:sz="4" w:space="0" w:color="C8D2C0"/>
+          <w:right w:val="single" w:sz="4" w:space="0" w:color="C8D2C0"/>
+          <w:insideH w:val="single" w:sz="4" w:space="0" w:color="C8D2C0"/>
+          <w:insideV w:val="single" w:sz="4" w:space="0" w:color="C8D2C0"/>
+        </w:tblBorders>
+        <w:tblLayout w:type="fixed"/>
+        <w:tblCellMar>
+          <w:top w:w="30" w:type="dxa"/>
+          <w:bottom w:w="30" w:type="dxa"/>
+          <w:left w:w="80" w:type="dxa"/>
+          <w:right w:w="80" w:type="dxa"/>
+        </w:tblCellMar>
+        <w:tblLook w:firstColumn="1" w:firstRow="1" w:lastColumn="0" w:lastRow="0" w:noHBand="0" w:noVBand="1" w:val="04A0"/>
+      </w:tblPr>
+      <w:tblGrid>
+        <w:gridCol w:w="3402"/>
+        <w:gridCol w:w="1814"/>
+        <w:gridCol w:w="2154"/>
+        <w:gridCol w:w="2041"/>
+      </w:tblGrid>
+      <w:tr>
+        <w:trPr>
+          <w:cantSplit/>
+          <w:tblHeader/>
+        </w:trPr>
+        <w:tc>
+          <w:tcPr>
+            <w:tcW w:type="dxa" w:w="3402"/>
+            <w:shd w:val="clear" w:color="auto" w:fill="4F6F52"/>
+            <w:vAlign w:val="center"/>
+          </w:tcPr>
+          <w:p>
+            <w:pPr>
+              <w:spacing w:before="20" w:after="20" w:line="240" w:lineRule="auto"/>
+              <w:jc w:val="center"/>
+            </w:pPr>
+            <w:r/>
+            <w:r>
+              <w:rPr>
+                <w:rFonts w:ascii="Calibri" w:hAnsi="Calibri"/>
+                <w:b/>
+                <w:i w:val="0"/>
+                <w:color w:val="FFFFFF"/>
+                <w:sz w:val="15"/>
+              </w:rPr>
+              <w:t>Variable o archivo</w:t>
+            </w:r>
+          </w:p>
+        </w:tc>
+        <w:tc>
+          <w:tcPr>
+            <w:tcW w:type="dxa" w:w="1814"/>
+            <w:shd w:val="clear" w:color="auto" w:fill="4F6F52"/>
+            <w:vAlign w:val="center"/>
+          </w:tcPr>
+          <w:p>
+            <w:pPr>
+              <w:spacing w:before="20" w:after="20" w:line="240" w:lineRule="auto"/>
+              <w:jc w:val="center"/>
+            </w:pPr>
+            <w:r/>
+            <w:r>
+              <w:rPr>
+                <w:rFonts w:ascii="Calibri" w:hAnsi="Calibri"/>
+                <w:b/>
+                <w:i w:val="0"/>
+                <w:color w:val="FFFFFF"/>
+                <w:sz w:val="15"/>
               </w:rPr>
               <w:t>Periodo</w:t>
             </w:r>
@@ -206,149 +651,340 @@
         </w:tc>
         <w:tc>
           <w:tcPr>
-            <w:tcW w:type="dxa" w:w="4873"/>
+            <w:tcW w:type="dxa" w:w="2154"/>
+            <w:shd w:val="clear" w:color="auto" w:fill="4F6F52"/>
+            <w:vAlign w:val="center"/>
           </w:tcPr>
           <w:p>
             <w:pPr>
-              <w:spacing w:after="40" w:before="40"/>
+              <w:spacing w:before="20" w:after="20" w:line="240" w:lineRule="auto"/>
+              <w:jc w:val="center"/>
             </w:pPr>
             <w:r/>
             <w:r>
               <w:rPr>
-                <w:b w:val="0"/>
+                <w:rFonts w:ascii="Calibri" w:hAnsi="Calibri"/>
+                <w:b/>
+                <w:i w:val="0"/>
+                <w:color w:val="FFFFFF"/>
+                <w:sz w:val="15"/>
               </w:rPr>
+              <w:t>Cobertura</w:t>
+            </w:r>
+          </w:p>
+        </w:tc>
+        <w:tc>
+          <w:tcPr>
+            <w:tcW w:type="dxa" w:w="2041"/>
+            <w:shd w:val="clear" w:color="auto" w:fill="4F6F52"/>
+            <w:vAlign w:val="center"/>
+          </w:tcPr>
+          <w:p>
+            <w:pPr>
+              <w:spacing w:before="20" w:after="20" w:line="240" w:lineRule="auto"/>
+              <w:jc w:val="center"/>
+            </w:pPr>
+            <w:r/>
+            <w:r>
+              <w:rPr>
+                <w:rFonts w:ascii="Calibri" w:hAnsi="Calibri"/>
+                <w:b/>
+                <w:i w:val="0"/>
+                <w:color w:val="FFFFFF"/>
+                <w:sz w:val="15"/>
+              </w:rPr>
+              <w:t>Formato deseado</w:t>
             </w:r>
           </w:p>
         </w:tc>
       </w:tr>
       <w:tr>
+        <w:trPr>
+          <w:cantSplit/>
+          <w:trHeight w:val="454" w:hRule="atLeast"/>
+        </w:trPr>
         <w:tc>
           <w:tcPr>
-            <w:tcW w:type="dxa" w:w="4873"/>
-            <w:shd w:val="clear" w:color="auto" w:fill="F7F3EA"/>
+            <w:tcW w:type="dxa" w:w="3402"/>
+            <w:vAlign w:val="center"/>
           </w:tcPr>
           <w:p>
             <w:pPr>
-              <w:spacing w:after="40" w:before="40"/>
+              <w:spacing w:before="20" w:after="20" w:line="240" w:lineRule="auto"/>
             </w:pPr>
             <w:r/>
             <w:r>
               <w:rPr>
-                <w:b/>
+                <w:rFonts w:ascii="Calibri" w:hAnsi="Calibri"/>
+                <w:b w:val="0"/>
+                <w:i/>
+                <w:color w:val="5F6B60"/>
+                <w:sz w:val="15"/>
               </w:rPr>
-              <w:t>Especie o población</w:t>
+              <w:t>Ej. superficie sembrada, producción, rendimiento</w:t>
             </w:r>
           </w:p>
         </w:tc>
         <w:tc>
           <w:tcPr>
-            <w:tcW w:type="dxa" w:w="4873"/>
+            <w:tcW w:type="dxa" w:w="1814"/>
+            <w:vAlign w:val="center"/>
           </w:tcPr>
           <w:p>
             <w:pPr>
-              <w:spacing w:after="40" w:before="40"/>
+              <w:spacing w:before="20" w:after="20" w:line="240" w:lineRule="auto"/>
             </w:pPr>
             <w:r/>
             <w:r>
               <w:rPr>
+                <w:rFonts w:ascii="Calibri" w:hAnsi="Calibri"/>
                 <w:b w:val="0"/>
+                <w:i/>
+                <w:color w:val="5F6B60"/>
+                <w:sz w:val="15"/>
               </w:rPr>
+              <w:t>2018–2024</w:t>
+            </w:r>
+          </w:p>
+        </w:tc>
+        <w:tc>
+          <w:tcPr>
+            <w:tcW w:type="dxa" w:w="2154"/>
+            <w:vAlign w:val="center"/>
+          </w:tcPr>
+          <w:p>
+            <w:pPr>
+              <w:spacing w:before="20" w:after="20" w:line="240" w:lineRule="auto"/>
+            </w:pPr>
+            <w:r/>
+            <w:r>
+              <w:rPr>
+                <w:rFonts w:ascii="Calibri" w:hAnsi="Calibri"/>
+                <w:b w:val="0"/>
+                <w:i/>
+                <w:color w:val="5F6B60"/>
+                <w:sz w:val="15"/>
+              </w:rPr>
+              <w:t>Municipios de Puebla</w:t>
+            </w:r>
+          </w:p>
+        </w:tc>
+        <w:tc>
+          <w:tcPr>
+            <w:tcW w:type="dxa" w:w="2041"/>
+            <w:vAlign w:val="center"/>
+          </w:tcPr>
+          <w:p>
+            <w:pPr>
+              <w:spacing w:before="20" w:after="20" w:line="240" w:lineRule="auto"/>
+            </w:pPr>
+            <w:r/>
+            <w:r>
+              <w:rPr>
+                <w:rFonts w:ascii="Calibri" w:hAnsi="Calibri"/>
+                <w:b w:val="0"/>
+                <w:i/>
+                <w:color w:val="5F6B60"/>
+                <w:sz w:val="15"/>
+              </w:rPr>
+              <w:t>CSV o Excel</w:t>
             </w:r>
           </w:p>
         </w:tc>
       </w:tr>
       <w:tr>
+        <w:trPr>
+          <w:cantSplit/>
+          <w:trHeight w:val="454" w:hRule="atLeast"/>
+        </w:trPr>
         <w:tc>
           <w:tcPr>
-            <w:tcW w:type="dxa" w:w="4873"/>
-            <w:shd w:val="clear" w:color="auto" w:fill="F7F3EA"/>
+            <w:tcW w:type="dxa" w:w="3402"/>
+            <w:vAlign w:val="center"/>
           </w:tcPr>
-          <w:p>
-            <w:pPr>
-              <w:spacing w:after="40" w:before="40"/>
-            </w:pPr>
-            <w:r/>
-            <w:r>
-              <w:rPr>
-                <w:b/>
-              </w:rPr>
-              <w:t>Formato deseado</w:t>
-            </w:r>
-          </w:p>
+          <w:p/>
         </w:tc>
         <w:tc>
           <w:tcPr>
-            <w:tcW w:type="dxa" w:w="4873"/>
+            <w:tcW w:type="dxa" w:w="1814"/>
+            <w:vAlign w:val="center"/>
           </w:tcPr>
-          <w:p>
-            <w:pPr>
-              <w:spacing w:after="40" w:before="40"/>
-            </w:pPr>
-            <w:r/>
-            <w:r>
-              <w:rPr>
-                <w:b w:val="0"/>
-              </w:rPr>
-              <w:t>CSV / Excel / PDF / Otro</w:t>
-            </w:r>
-          </w:p>
+          <w:p/>
+        </w:tc>
+        <w:tc>
+          <w:tcPr>
+            <w:tcW w:type="dxa" w:w="2154"/>
+            <w:vAlign w:val="center"/>
+          </w:tcPr>
+          <w:p/>
+        </w:tc>
+        <w:tc>
+          <w:tcPr>
+            <w:tcW w:type="dxa" w:w="2041"/>
+            <w:vAlign w:val="center"/>
+          </w:tcPr>
+          <w:p/>
         </w:tc>
       </w:tr>
       <w:tr>
+        <w:trPr>
+          <w:cantSplit/>
+          <w:trHeight w:val="454" w:hRule="atLeast"/>
+        </w:trPr>
         <w:tc>
           <w:tcPr>
-            <w:tcW w:type="dxa" w:w="4873"/>
-            <w:shd w:val="clear" w:color="auto" w:fill="F7F3EA"/>
+            <w:tcW w:type="dxa" w:w="3402"/>
+            <w:vAlign w:val="center"/>
           </w:tcPr>
-          <w:p>
-            <w:pPr>
-              <w:spacing w:after="40" w:before="40"/>
-            </w:pPr>
-            <w:r/>
-            <w:r>
-              <w:rPr>
-                <w:b/>
-              </w:rPr>
-              <w:t>¿Requiere diccionario de variables?</w:t>
-            </w:r>
-          </w:p>
+          <w:p/>
         </w:tc>
         <w:tc>
           <w:tcPr>
-            <w:tcW w:type="dxa" w:w="4873"/>
+            <w:tcW w:type="dxa" w:w="1814"/>
+            <w:vAlign w:val="center"/>
           </w:tcPr>
-          <w:p>
-            <w:pPr>
-              <w:spacing w:after="40" w:before="40"/>
-            </w:pPr>
-            <w:r/>
-            <w:r>
-              <w:rPr>
-                <w:b w:val="0"/>
-              </w:rPr>
-              <w:t>Sí / No</w:t>
-            </w:r>
-          </w:p>
+          <w:p/>
+        </w:tc>
+        <w:tc>
+          <w:tcPr>
+            <w:tcW w:type="dxa" w:w="2154"/>
+            <w:vAlign w:val="center"/>
+          </w:tcPr>
+          <w:p/>
+        </w:tc>
+        <w:tc>
+          <w:tcPr>
+            <w:tcW w:type="dxa" w:w="2041"/>
+            <w:vAlign w:val="center"/>
+          </w:tcPr>
+          <w:p/>
         </w:tc>
       </w:tr>
     </w:tbl>
-    <w:p/>
     <w:p>
       <w:pPr>
         <w:pStyle w:val="Heading1"/>
+        <w:spacing w:before="160"/>
       </w:pPr>
       <w:r>
-        <w:t>Cierre</w:t>
+        <w:t>5. Compromisos</w:t>
+      </w:r>
+    </w:p>
+    <w:p>
+      <w:pPr>
+        <w:pStyle w:val="ListBullet"/>
+        <w:spacing w:after="40" w:line="247" w:lineRule="auto"/>
+      </w:pPr>
+      <w:r>
+        <w:rPr>
+          <w:rFonts w:ascii="Calibri" w:hAnsi="Calibri"/>
+          <w:sz w:val="18"/>
+        </w:rPr>
+        <w:t>Cumpliré la licencia, las condiciones de acceso y las restricciones de uso que ustedes indiquen.</w:t>
+      </w:r>
+    </w:p>
+    <w:p>
+      <w:pPr>
+        <w:pStyle w:val="ListBullet"/>
+        <w:spacing w:after="40" w:line="247" w:lineRule="auto"/>
+      </w:pPr>
+      <w:r>
+        <w:rPr>
+          <w:rFonts w:ascii="Calibri" w:hAnsi="Calibri"/>
+          <w:sz w:val="18"/>
+        </w:rPr>
+        <w:t>No compartiré los datos con terceros ni los publicaré sin autorización.</w:t>
+      </w:r>
+    </w:p>
+    <w:p>
+      <w:pPr>
+        <w:pStyle w:val="ListBullet"/>
+        <w:spacing w:after="40" w:line="247" w:lineRule="auto"/>
+      </w:pPr>
+      <w:r>
+        <w:rPr>
+          <w:rFonts w:ascii="Calibri" w:hAnsi="Calibri"/>
+          <w:sz w:val="18"/>
+        </w:rPr>
+        <w:t>No intentaré reidentificar productores, predios o empresas.</w:t>
+      </w:r>
+    </w:p>
+    <w:p>
+      <w:pPr>
+        <w:pStyle w:val="ListBullet"/>
+        <w:spacing w:after="40" w:line="247" w:lineRule="auto"/>
+      </w:pPr>
+      <w:r>
+        <w:rPr>
+          <w:rFonts w:ascii="Calibri" w:hAnsi="Calibri"/>
+          <w:sz w:val="18"/>
+        </w:rPr>
+        <w:t>Resguardaré los archivos en un entorno seguro y los eliminaré al concluir el proyecto.</w:t>
+      </w:r>
+    </w:p>
+    <w:p>
+      <w:pPr>
+        <w:pStyle w:val="ListBullet"/>
+        <w:spacing w:after="40" w:line="247" w:lineRule="auto"/>
+      </w:pPr>
+      <w:r>
+        <w:rPr>
+          <w:rFonts w:ascii="Calibri" w:hAnsi="Calibri"/>
+          <w:sz w:val="18"/>
+        </w:rPr>
+        <w:t>Citaré la fuente, la versión y el DOI o la referencia que corresponda.</w:t>
+      </w:r>
+    </w:p>
+    <w:p>
+      <w:pPr>
+        <w:pStyle w:val="ListBullet"/>
+        <w:spacing w:after="40" w:line="247" w:lineRule="auto"/>
+      </w:pPr>
+      <w:r>
+        <w:rPr>
+          <w:rFonts w:ascii="Calibri" w:hAnsi="Calibri"/>
+          <w:sz w:val="18"/>
+        </w:rPr>
+        <w:t>Enviaré un resumen de resultados o una copia del producto final si lo solicitan.</w:t>
+      </w:r>
+    </w:p>
+    <w:p>
+      <w:pPr>
+        <w:pStyle w:val="Heading1"/>
+        <w:spacing w:before="160"/>
+      </w:pPr>
+      <w:r>
+        <w:t>6. Vigencia y resguardo</w:t>
       </w:r>
     </w:p>
     <w:p>
       <w:r>
-        <w:t>Quedo atento a los requisitos, tiempos y documentos que deba firmar. Agradezco su orientación para usar el recurso de forma ética y correcta.</w:t>
+        <w:rPr>
+          <w:sz w:val="18"/>
+        </w:rPr>
+        <w:t>Conservaré los datos hasta [fecha de conclusión o eliminación] y después los borraré de mis equipos y respaldos. El responsable del resguardo es [nombre], con correo [correo]. Si el proyecto se interrumpe, notificaré a la institución y eliminaré las copias.</w:t>
+      </w:r>
+    </w:p>
+    <w:p>
+      <w:pPr>
+        <w:pStyle w:val="Heading1"/>
+        <w:spacing w:before="160"/>
+      </w:pPr>
+      <w:r>
+        <w:t>7. Cierre</w:t>
       </w:r>
     </w:p>
     <w:p>
       <w:r>
-        <w:t>Saludos cordiales,</w:t>
+        <w:rPr>
+          <w:sz w:val="18"/>
+        </w:rPr>
+        <w:t>Quedo atento a los requisitos, tiempos y documentos que deba firmar. Agradezco su orientación para usar el recurso de forma ética y correcta, y para citarlo adecuadamente en los productos que se deriven.</w:t>
+      </w:r>
+    </w:p>
+    <w:p>
+      <w:r>
+        <w:t>Atentamente,</w:t>
       </w:r>
     </w:p>
     <w:p>
@@ -358,45 +994,70 @@
     </w:p>
     <w:p>
       <w:r>
-        <w:t>[institución]</w:t>
-      </w:r>
-    </w:p>
-    <w:p>
-      <w:r>
-        <w:t>[correo] · [teléfono]</w:t>
+        <w:rPr>
+          <w:color w:val="5F6B60"/>
+          <w:sz w:val="17"/>
+        </w:rPr>
+        <w:t>[institución o despacho] · [correo] · [teléfono]</w:t>
       </w:r>
     </w:p>
     <w:p>
       <w:pPr>
         <w:pStyle w:val="Heading1"/>
+        <w:spacing w:before="160"/>
       </w:pPr>
       <w:r>
-        <w:t>Anexo: verificación ética</w:t>
+        <w:t>8. Anexo: verificación ética y documentos</w:t>
       </w:r>
     </w:p>
     <w:tbl>
       <w:tblPr>
-        <w:tblStyle w:val="TableGrid"/>
         <w:tblW w:type="auto" w:w="0"/>
+        <w:jc w:val="center"/>
+        <w:tblBorders>
+          <w:top w:val="single" w:sz="4" w:space="0" w:color="C8D2C0"/>
+          <w:left w:val="single" w:sz="4" w:space="0" w:color="C8D2C0"/>
+          <w:bottom w:val="single" w:sz="4" w:space="0" w:color="C8D2C0"/>
+          <w:right w:val="single" w:sz="4" w:space="0" w:color="C8D2C0"/>
+          <w:insideH w:val="single" w:sz="4" w:space="0" w:color="C8D2C0"/>
+          <w:insideV w:val="single" w:sz="4" w:space="0" w:color="C8D2C0"/>
+        </w:tblBorders>
+        <w:tblLayout w:type="fixed"/>
+        <w:tblCellMar>
+          <w:top w:w="30" w:type="dxa"/>
+          <w:bottom w:w="30" w:type="dxa"/>
+          <w:left w:w="80" w:type="dxa"/>
+          <w:right w:w="80" w:type="dxa"/>
+        </w:tblCellMar>
         <w:tblLook w:firstColumn="1" w:firstRow="1" w:lastColumn="0" w:lastRow="0" w:noHBand="0" w:noVBand="1" w:val="04A0"/>
       </w:tblPr>
       <w:tblGrid>
-        <w:gridCol w:w="4873"/>
-        <w:gridCol w:w="4873"/>
+        <w:gridCol w:w="482"/>
+        <w:gridCol w:w="8929"/>
       </w:tblGrid>
       <w:tr>
+        <w:trPr>
+          <w:cantSplit/>
+          <w:trHeight w:val="283" w:hRule="atLeast"/>
+        </w:trPr>
         <w:tc>
           <w:tcPr>
-            <w:tcW w:type="dxa" w:w="567"/>
+            <w:tcW w:type="dxa" w:w="482"/>
+            <w:vAlign w:val="center"/>
           </w:tcPr>
           <w:p>
             <w:pPr>
-              <w:spacing w:after="40" w:before="40"/>
+              <w:spacing w:before="20" w:after="20" w:line="240" w:lineRule="auto"/>
+              <w:jc w:val="center"/>
             </w:pPr>
             <w:r/>
             <w:r>
               <w:rPr>
+                <w:rFonts w:ascii="Calibri" w:hAnsi="Calibri"/>
                 <w:b/>
+                <w:i w:val="0"/>
+                <w:color w:val="1F3D2B"/>
+                <w:sz w:val="22"/>
               </w:rPr>
               <w:t>☐</w:t>
             </w:r>
@@ -404,16 +1065,20 @@
         </w:tc>
         <w:tc>
           <w:tcPr>
-            <w:tcW w:type="dxa" w:w="4873"/>
+            <w:tcW w:type="dxa" w:w="8929"/>
+            <w:vAlign w:val="center"/>
           </w:tcPr>
           <w:p>
             <w:pPr>
-              <w:spacing w:after="40" w:before="40"/>
+              <w:spacing w:before="20" w:after="20" w:line="240" w:lineRule="auto"/>
             </w:pPr>
             <w:r/>
             <w:r>
               <w:rPr>
+                <w:rFonts w:ascii="Calibri" w:hAnsi="Calibri"/>
                 <w:b w:val="0"/>
+                <w:i w:val="0"/>
+                <w:sz w:val="17"/>
               </w:rPr>
               <w:t>El proyecto cuenta con aprobación de comité de ética o investigación, si aplica.</w:t>
             </w:r>
@@ -421,18 +1086,28 @@
         </w:tc>
       </w:tr>
       <w:tr>
+        <w:trPr>
+          <w:cantSplit/>
+          <w:trHeight w:val="283" w:hRule="atLeast"/>
+        </w:trPr>
         <w:tc>
           <w:tcPr>
-            <w:tcW w:type="dxa" w:w="567"/>
+            <w:tcW w:type="dxa" w:w="482"/>
+            <w:vAlign w:val="center"/>
           </w:tcPr>
           <w:p>
             <w:pPr>
-              <w:spacing w:after="40" w:before="40"/>
+              <w:spacing w:before="20" w:after="20" w:line="240" w:lineRule="auto"/>
+              <w:jc w:val="center"/>
             </w:pPr>
             <w:r/>
             <w:r>
               <w:rPr>
+                <w:rFonts w:ascii="Calibri" w:hAnsi="Calibri"/>
                 <w:b/>
+                <w:i w:val="0"/>
+                <w:color w:val="1F3D2B"/>
+                <w:sz w:val="22"/>
               </w:rPr>
               <w:t>☐</w:t>
             </w:r>
@@ -440,35 +1115,49 @@
         </w:tc>
         <w:tc>
           <w:tcPr>
-            <w:tcW w:type="dxa" w:w="4873"/>
+            <w:tcW w:type="dxa" w:w="8929"/>
+            <w:vAlign w:val="center"/>
           </w:tcPr>
           <w:p>
             <w:pPr>
-              <w:spacing w:after="40" w:before="40"/>
+              <w:spacing w:before="20" w:after="20" w:line="240" w:lineRule="auto"/>
             </w:pPr>
             <w:r/>
             <w:r>
               <w:rPr>
+                <w:rFonts w:ascii="Calibri" w:hAnsi="Calibri"/>
                 <w:b w:val="0"/>
+                <w:i w:val="0"/>
+                <w:sz w:val="17"/>
               </w:rPr>
-              <w:t>Tengo un plan para proteger la confidencialidad de los datos.</w:t>
+              <w:t>Tengo un plan escrito para proteger la confidencialidad y la seguridad de los datos.</w:t>
             </w:r>
           </w:p>
         </w:tc>
       </w:tr>
       <w:tr>
+        <w:trPr>
+          <w:cantSplit/>
+          <w:trHeight w:val="283" w:hRule="atLeast"/>
+        </w:trPr>
         <w:tc>
           <w:tcPr>
-            <w:tcW w:type="dxa" w:w="567"/>
+            <w:tcW w:type="dxa" w:w="482"/>
+            <w:vAlign w:val="center"/>
           </w:tcPr>
           <w:p>
             <w:pPr>
-              <w:spacing w:after="40" w:before="40"/>
+              <w:spacing w:before="20" w:after="20" w:line="240" w:lineRule="auto"/>
+              <w:jc w:val="center"/>
             </w:pPr>
             <w:r/>
             <w:r>
               <w:rPr>
+                <w:rFonts w:ascii="Calibri" w:hAnsi="Calibri"/>
                 <w:b/>
+                <w:i w:val="0"/>
+                <w:color w:val="1F3D2B"/>
+                <w:sz w:val="22"/>
               </w:rPr>
               <w:t>☐</w:t>
             </w:r>
@@ -476,35 +1165,49 @@
         </w:tc>
         <w:tc>
           <w:tcPr>
-            <w:tcW w:type="dxa" w:w="4873"/>
+            <w:tcW w:type="dxa" w:w="8929"/>
+            <w:vAlign w:val="center"/>
           </w:tcPr>
           <w:p>
             <w:pPr>
-              <w:spacing w:after="40" w:before="40"/>
+              <w:spacing w:before="20" w:after="20" w:line="240" w:lineRule="auto"/>
             </w:pPr>
             <w:r/>
             <w:r>
               <w:rPr>
+                <w:rFonts w:ascii="Calibri" w:hAnsi="Calibri"/>
                 <w:b w:val="0"/>
+                <w:i w:val="0"/>
+                <w:sz w:val="17"/>
               </w:rPr>
-              <w:t>Entiendo que el acceso puede ser negado o condicionado.</w:t>
+              <w:t>Entiendo que el acceso puede ser negado, condicionado o limitado a datos agregados.</w:t>
             </w:r>
           </w:p>
         </w:tc>
       </w:tr>
       <w:tr>
+        <w:trPr>
+          <w:cantSplit/>
+          <w:trHeight w:val="283" w:hRule="atLeast"/>
+        </w:trPr>
         <w:tc>
           <w:tcPr>
-            <w:tcW w:type="dxa" w:w="567"/>
+            <w:tcW w:type="dxa" w:w="482"/>
+            <w:vAlign w:val="center"/>
           </w:tcPr>
           <w:p>
             <w:pPr>
-              <w:spacing w:after="40" w:before="40"/>
+              <w:spacing w:before="20" w:after="20" w:line="240" w:lineRule="auto"/>
+              <w:jc w:val="center"/>
             </w:pPr>
             <w:r/>
             <w:r>
               <w:rPr>
+                <w:rFonts w:ascii="Calibri" w:hAnsi="Calibri"/>
                 <w:b/>
+                <w:i w:val="0"/>
+                <w:color w:val="1F3D2B"/>
+                <w:sz w:val="22"/>
               </w:rPr>
               <w:t>☐</w:t>
             </w:r>
@@ -512,29 +1215,143 @@
         </w:tc>
         <w:tc>
           <w:tcPr>
-            <w:tcW w:type="dxa" w:w="4873"/>
+            <w:tcW w:type="dxa" w:w="8929"/>
+            <w:vAlign w:val="center"/>
           </w:tcPr>
           <w:p>
             <w:pPr>
-              <w:spacing w:after="40" w:before="40"/>
+              <w:spacing w:before="20" w:after="20" w:line="240" w:lineRule="auto"/>
             </w:pPr>
             <w:r/>
             <w:r>
               <w:rPr>
+                <w:rFonts w:ascii="Calibri" w:hAnsi="Calibri"/>
                 <w:b w:val="0"/>
+                <w:i w:val="0"/>
+                <w:sz w:val="17"/>
               </w:rPr>
-              <w:t>No usaré los datos para reidentificar personas o establecimientos.</w:t>
+              <w:t>No usaré los datos para reidentificar productores, predios o empresas.</w:t>
+            </w:r>
+          </w:p>
+        </w:tc>
+      </w:tr>
+      <w:tr>
+        <w:trPr>
+          <w:cantSplit/>
+          <w:trHeight w:val="283" w:hRule="atLeast"/>
+        </w:trPr>
+        <w:tc>
+          <w:tcPr>
+            <w:tcW w:type="dxa" w:w="482"/>
+            <w:vAlign w:val="center"/>
+          </w:tcPr>
+          <w:p>
+            <w:pPr>
+              <w:spacing w:before="20" w:after="20" w:line="240" w:lineRule="auto"/>
+              <w:jc w:val="center"/>
+            </w:pPr>
+            <w:r/>
+            <w:r>
+              <w:rPr>
+                <w:rFonts w:ascii="Calibri" w:hAnsi="Calibri"/>
+                <w:b/>
+                <w:i w:val="0"/>
+                <w:color w:val="1F3D2B"/>
+                <w:sz w:val="22"/>
+              </w:rPr>
+              <w:t>☐</w:t>
+            </w:r>
+          </w:p>
+        </w:tc>
+        <w:tc>
+          <w:tcPr>
+            <w:tcW w:type="dxa" w:w="8929"/>
+            <w:vAlign w:val="center"/>
+          </w:tcPr>
+          <w:p>
+            <w:pPr>
+              <w:spacing w:before="20" w:after="20" w:line="240" w:lineRule="auto"/>
+            </w:pPr>
+            <w:r/>
+            <w:r>
+              <w:rPr>
+                <w:rFonts w:ascii="Calibri" w:hAnsi="Calibri"/>
+                <w:b w:val="0"/>
+                <w:i w:val="0"/>
+                <w:sz w:val="17"/>
+              </w:rPr>
+              <w:t>Adjunto identificación oficial, cédula profesional y carta institucional, si se requieren.</w:t>
+            </w:r>
+          </w:p>
+        </w:tc>
+      </w:tr>
+      <w:tr>
+        <w:trPr>
+          <w:cantSplit/>
+          <w:trHeight w:val="283" w:hRule="atLeast"/>
+        </w:trPr>
+        <w:tc>
+          <w:tcPr>
+            <w:tcW w:type="dxa" w:w="482"/>
+            <w:vAlign w:val="center"/>
+          </w:tcPr>
+          <w:p>
+            <w:pPr>
+              <w:spacing w:before="20" w:after="20" w:line="240" w:lineRule="auto"/>
+              <w:jc w:val="center"/>
+            </w:pPr>
+            <w:r/>
+            <w:r>
+              <w:rPr>
+                <w:rFonts w:ascii="Calibri" w:hAnsi="Calibri"/>
+                <w:b/>
+                <w:i w:val="0"/>
+                <w:color w:val="1F3D2B"/>
+                <w:sz w:val="22"/>
+              </w:rPr>
+              <w:t>☐</w:t>
+            </w:r>
+          </w:p>
+        </w:tc>
+        <w:tc>
+          <w:tcPr>
+            <w:tcW w:type="dxa" w:w="8929"/>
+            <w:vAlign w:val="center"/>
+          </w:tcPr>
+          <w:p>
+            <w:pPr>
+              <w:spacing w:before="20" w:after="20" w:line="240" w:lineRule="auto"/>
+            </w:pPr>
+            <w:r/>
+            <w:r>
+              <w:rPr>
+                <w:rFonts w:ascii="Calibri" w:hAnsi="Calibri"/>
+                <w:b w:val="0"/>
+                <w:i w:val="0"/>
+                <w:sz w:val="17"/>
+              </w:rPr>
+              <w:t>Adjunto el protocolo o resumen del proyecto con objetivos y productos esperados.</w:t>
             </w:r>
           </w:p>
         </w:tc>
       </w:tr>
     </w:tbl>
-    <w:p/>
+    <w:p>
+      <w:pPr>
+        <w:spacing w:before="120"/>
+      </w:pPr>
+      <w:r>
+        <w:rPr>
+          <w:sz w:val="17"/>
+        </w:rPr>
+        <w:t>Firma: ______________________________    Nombre: ______________________________    Fecha: ____ / ____ / ________</w:t>
+      </w:r>
+    </w:p>
     <w:sectPr>
       <w:headerReference w:type="default" r:id="rId9"/>
       <w:footerReference w:type="default" r:id="rId10"/>
       <w:pgSz w:w="12240" w:h="15840"/>
-      <w:pgMar w:top="1134" w:right="1247" w:bottom="1134" w:left="1247" w:header="720" w:footer="720" w:gutter="0"/>
+      <w:pgMar w:top="1304" w:right="1247" w:bottom="1134" w:left="1247" w:header="567" w:footer="510" w:gutter="0"/>
       <w:cols w:space="720"/>
       <w:docGrid w:linePitch="360"/>
     </w:sectPr>
@@ -551,10 +1368,50 @@
     </w:pPr>
     <w:r>
       <w:rPr>
-        <w:color w:val="64746E"/>
-        <w:sz w:val="16"/>
-      </w:rPr>
-      <w:t>Documento educativo · No sustituye el juicio clínico ni la normativa aplicable.</w:t>
+        <w:rFonts w:ascii="Calibri" w:hAnsi="Calibri"/>
+        <w:color w:val="5F6B60"/>
+        <w:sz w:val="14"/>
+      </w:rPr>
+    </w:r>
+    <w:r>
+      <w:rPr>
+        <w:rFonts w:ascii="Calibri" w:hAnsi="Calibri"/>
+        <w:color w:val="5F6B60"/>
+        <w:sz w:val="14"/>
+      </w:rPr>
+      <w:t xml:space="preserve">Documento de apoyo · No sustituye el juicio profesional ni la normativa aplicable · Página </w:t>
+    </w:r>
+    <w:r>
+      <w:rPr>
+        <w:rFonts w:ascii="Calibri" w:hAnsi="Calibri"/>
+        <w:color w:val="5F6B60"/>
+        <w:sz w:val="14"/>
+      </w:rPr>
+      <w:fldChar w:fldCharType="begin"/>
+      <w:instrText xml:space="preserve"> PAGE </w:instrText>
+      <w:fldChar w:fldCharType="separate"/>
+      <w:t>1</w:t>
+      <w:fldChar w:fldCharType="end"/>
+    </w:r>
+    <w:r>
+      <w:rPr>
+        <w:rFonts w:ascii="Calibri" w:hAnsi="Calibri"/>
+        <w:color w:val="5F6B60"/>
+        <w:sz w:val="14"/>
+      </w:rPr>
+      <w:t xml:space="preserve"> de </w:t>
+    </w:r>
+    <w:r>
+      <w:rPr>
+        <w:rFonts w:ascii="Calibri" w:hAnsi="Calibri"/>
+        <w:color w:val="5F6B60"/>
+        <w:sz w:val="14"/>
+      </w:rPr>
+      <w:fldChar w:fldCharType="begin"/>
+      <w:instrText xml:space="preserve"> NUMPAGES </w:instrText>
+      <w:fldChar w:fldCharType="separate"/>
+      <w:t>1</w:t>
+      <w:fldChar w:fldCharType="end"/>
     </w:r>
   </w:p>
 </w:ftr>
@@ -565,15 +1422,32 @@
   <w:p>
     <w:pPr>
       <w:pStyle w:val="Header"/>
+      <w:pBdr>
+        <w:bottom w:val="single" w:sz="4" w:space="2" w:color="4F6F52"/>
+      </w:pBdr>
+      <w:spacing w:after="0"/>
       <w:jc w:val="right"/>
     </w:pPr>
+    <w:r/>
     <w:r>
       <w:rPr>
-        <w:b/>
-        <w:color w:val="64746E"/>
-        <w:sz w:val="16"/>
-      </w:rPr>
-      <w:t>DIAGNÓSTICO VETERINARIO · KIT PARA VETERINARIOS</w:t>
+        <w:rFonts w:ascii="Calibri" w:hAnsi="Calibri"/>
+        <w:b/>
+        <w:color w:val="1F3D2B"/>
+        <w:spacing w:val="20"/>
+        <w:sz w:val="15"/>
+      </w:rPr>
+      <w:t>AGRODIAGNÓSTICO</w:t>
+    </w:r>
+    <w:r>
+      <w:rPr>
+        <w:rFonts w:ascii="Calibri" w:hAnsi="Calibri"/>
+        <w:b/>
+        <w:color w:val="4F6F52"/>
+        <w:spacing w:val="20"/>
+        <w:sz w:val="15"/>
+      </w:rPr>
+      <w:t xml:space="preserve"> · KIT PARA INGENIEROS AGRÓNOMOS</w:t>
     </w:r>
   </w:p>
 </w:hdr>
@@ -943,12 +1817,12 @@
     <w:qFormat/>
     <w:rsid w:val="00FC693F"/>
     <w:pPr>
-      <w:spacing w:after="120" w:line="276" w:lineRule="auto"/>
+      <w:spacing w:after="80" w:before="0" w:line="254" w:lineRule="auto"/>
     </w:pPr>
     <w:rPr>
       <w:rFonts w:ascii="Calibri" w:hAnsi="Calibri"/>
-      <w:color w:val="12211D"/>
-      <w:sz w:val="22"/>
+      <w:color w:val="1B241E"/>
+      <w:sz w:val="19"/>
     </w:rPr>
   </w:style>
   <w:style w:type="paragraph" w:styleId="Header">
@@ -1006,15 +1880,15 @@
     <w:pPr>
       <w:keepNext/>
       <w:keepLines/>
-      <w:spacing w:before="280" w:after="120"/>
+      <w:spacing w:before="180" w:after="40"/>
       <w:outlineLvl w:val="0"/>
     </w:pPr>
     <w:rPr>
-      <w:rFonts w:asciiTheme="majorHAnsi" w:eastAsiaTheme="majorEastAsia" w:hAnsiTheme="majorHAnsi" w:cstheme="majorBidi" w:ascii="Calibri" w:hAnsi="Calibri"/>
+      <w:rFonts w:ascii="Calibri" w:hAnsi="Calibri"/>
       <w:b/>
       <w:bCs/>
-      <w:color w:val="0D5C4D"/>
-      <w:sz w:val="30"/>
+      <w:color w:val="1F3D2B"/>
+      <w:sz w:val="23"/>
       <w:szCs w:val="28"/>
     </w:rPr>
   </w:style>
@@ -1030,15 +1904,15 @@
     <w:pPr>
       <w:keepNext/>
       <w:keepLines/>
-      <w:spacing w:before="280" w:after="120"/>
+      <w:spacing w:before="40" w:after="40"/>
       <w:outlineLvl w:val="1"/>
     </w:pPr>
     <w:rPr>
-      <w:rFonts w:asciiTheme="majorHAnsi" w:eastAsiaTheme="majorEastAsia" w:hAnsiTheme="majorHAnsi" w:cstheme="majorBidi" w:ascii="Calibri" w:hAnsi="Calibri"/>
+      <w:rFonts w:ascii="Calibri" w:hAnsi="Calibri"/>
       <w:b/>
       <w:bCs/>
-      <w:color w:val="0D5C4D"/>
-      <w:sz w:val="24"/>
+      <w:color w:val="1F3D2B"/>
+      <w:sz w:val="21"/>
       <w:szCs w:val="26"/>
     </w:rPr>
   </w:style>
@@ -1292,19 +2166,20 @@
     <w:qFormat/>
     <w:rsid w:val="00FC693F"/>
     <w:pPr>
+      <w:keepNext/>
       <w:pBdr>
-        <w:bottom w:val="single" w:sz="8" w:space="4" w:color="4F81BD" w:themeColor="accent1"/>
+        <w:bottom w:val="single" w:sz="8" w:space="4" w:color="4F6F52"/>
       </w:pBdr>
-      <w:spacing w:after="120" w:line="240" w:lineRule="auto" w:before="280"/>
+      <w:spacing w:after="40" w:line="240" w:lineRule="auto" w:before="40"/>
       <w:contextualSpacing/>
     </w:pPr>
     <w:rPr>
-      <w:rFonts w:asciiTheme="majorHAnsi" w:eastAsiaTheme="majorEastAsia" w:hAnsiTheme="majorHAnsi" w:cstheme="majorBidi" w:ascii="Calibri" w:hAnsi="Calibri"/>
+      <w:rFonts w:ascii="Calibri" w:hAnsi="Calibri"/>
       <w:b/>
-      <w:color w:val="0D5C4D"/>
+      <w:color w:val="1F3D2B"/>
       <w:spacing w:val="5"/>
       <w:kern w:val="28"/>
-      <w:sz w:val="48"/>
+      <w:sz w:val="38"/>
       <w:szCs w:val="52"/>
     </w:rPr>
   </w:style>
